--- a/Ignacio_de_Lecea_Jimenez/Anexo V - Visto bueno tutor.docx
+++ b/Ignacio_de_Lecea_Jimenez/Anexo V - Visto bueno tutor.docx
@@ -1,6 +1,6 @@
 
 <file path=word/document.xml><?xml version="1.0" encoding="utf-8"?>
-<w:document xmlns:wpc="http://schemas.microsoft.com/office/word/2010/wordprocessingCanvas" xmlns:cx="http://schemas.microsoft.com/office/drawing/2014/chartex" xmlns:cx1="http://schemas.microsoft.com/office/drawing/2015/9/8/chartex" xmlns:cx2="http://schemas.microsoft.com/office/drawing/2015/10/21/chartex" xmlns:cx3="http://schemas.microsoft.com/office/drawing/2016/5/9/chartex" xmlns:cx4="http://schemas.microsoft.com/office/drawing/2016/5/10/chartex" xmlns:cx5="http://schemas.microsoft.com/office/drawing/2016/5/11/chartex" xmlns:cx6="http://schemas.microsoft.com/office/drawing/2016/5/12/chartex" xmlns:cx7="http://schemas.microsoft.com/office/drawing/2016/5/13/chartex" xmlns:cx8="http://schemas.microsoft.com/office/drawing/2016/5/14/chartex" xmlns:mc="http://schemas.openxmlformats.org/markup-compatibility/2006" xmlns:aink="http://schemas.microsoft.com/office/drawing/2016/ink" xmlns:am3d="http://schemas.microsoft.com/office/drawing/2017/model3d" xmlns:o="urn:schemas-microsoft-com:office:office" xmlns:oel="http://schemas.microsoft.com/office/2019/extlst" xmlns:r="http://schemas.openxmlformats.org/officeDocument/2006/relationships" xmlns:m="http://schemas.openxmlformats.org/officeDocument/2006/math" xmlns:v="urn:schemas-microsoft-com:vml" xmlns:wp14="http://schemas.microsoft.com/office/word/2010/wordprocessingDrawing" xmlns:wp="http://schemas.openxmlformats.org/drawingml/2006/wordprocessingDrawing" xmlns:w10="urn:schemas-microsoft-com:office:word" xmlns:w="http://schemas.openxmlformats.org/wordprocessingml/2006/main" xmlns:w14="http://schemas.microsoft.com/office/word/2010/wordml" xmlns:w15="http://schemas.microsoft.com/office/word/2012/wordml" xmlns:w16cex="http://schemas.microsoft.com/office/word/2018/wordml/cex" xmlns:w16cid="http://schemas.microsoft.com/office/word/2016/wordml/cid" xmlns:w16="http://schemas.microsoft.com/office/word/2018/wordml" xmlns:w16sdtdh="http://schemas.microsoft.com/office/word/2020/wordml/sdtdatahash" xmlns:w16se="http://schemas.microsoft.com/office/word/2015/wordml/symex" xmlns:wpg="http://schemas.microsoft.com/office/word/2010/wordprocessingGroup" xmlns:wpi="http://schemas.microsoft.com/office/word/2010/wordprocessingInk" xmlns:wne="http://schemas.microsoft.com/office/word/2006/wordml" xmlns:wps="http://schemas.microsoft.com/office/word/2010/wordprocessingShape" mc:Ignorable="w14 w15 w16se w16cid w16 w16cex w16sdtdh wp14">
+<w:document xmlns:wpc="http://schemas.microsoft.com/office/word/2010/wordprocessingCanvas" xmlns:cx="http://schemas.microsoft.com/office/drawing/2014/chartex" xmlns:cx1="http://schemas.microsoft.com/office/drawing/2015/9/8/chartex" xmlns:cx2="http://schemas.microsoft.com/office/drawing/2015/10/21/chartex" xmlns:cx3="http://schemas.microsoft.com/office/drawing/2016/5/9/chartex" xmlns:cx4="http://schemas.microsoft.com/office/drawing/2016/5/10/chartex" xmlns:cx5="http://schemas.microsoft.com/office/drawing/2016/5/11/chartex" xmlns:cx6="http://schemas.microsoft.com/office/drawing/2016/5/12/chartex" xmlns:cx7="http://schemas.microsoft.com/office/drawing/2016/5/13/chartex" xmlns:cx8="http://schemas.microsoft.com/office/drawing/2016/5/14/chartex" xmlns:mc="http://schemas.openxmlformats.org/markup-compatibility/2006" xmlns:aink="http://schemas.microsoft.com/office/drawing/2016/ink" xmlns:am3d="http://schemas.microsoft.com/office/drawing/2017/model3d" xmlns:o="urn:schemas-microsoft-com:office:office" xmlns:oel="http://schemas.microsoft.com/office/2019/extlst" xmlns:r="http://schemas.openxmlformats.org/officeDocument/2006/relationships" xmlns:m="http://schemas.openxmlformats.org/officeDocument/2006/math" xmlns:v="urn:schemas-microsoft-com:vml" xmlns:wp14="http://schemas.microsoft.com/office/word/2010/wordprocessingDrawing" xmlns:wp="http://schemas.openxmlformats.org/drawingml/2006/wordprocessingDrawing" xmlns:w10="urn:schemas-microsoft-com:office:word" xmlns:w="http://schemas.openxmlformats.org/wordprocessingml/2006/main" xmlns:w14="http://schemas.microsoft.com/office/word/2010/wordml" xmlns:w15="http://schemas.microsoft.com/office/word/2012/wordml" xmlns:w16cex="http://schemas.microsoft.com/office/word/2018/wordml/cex" xmlns:w16cid="http://schemas.microsoft.com/office/word/2016/wordml/cid" xmlns:w16="http://schemas.microsoft.com/office/word/2018/wordml" xmlns:w16du="http://schemas.microsoft.com/office/word/2023/wordml/word16du" xmlns:w16sdtdh="http://schemas.microsoft.com/office/word/2020/wordml/sdtdatahash" xmlns:w16sdtfl="http://schemas.microsoft.com/office/word/2024/wordml/sdtformatlock" xmlns:w16se="http://schemas.microsoft.com/office/word/2015/wordml/symex" xmlns:wpg="http://schemas.microsoft.com/office/word/2010/wordprocessingGroup" xmlns:wpi="http://schemas.microsoft.com/office/word/2010/wordprocessingInk" xmlns:wne="http://schemas.microsoft.com/office/word/2006/wordml" xmlns:wps="http://schemas.microsoft.com/office/word/2010/wordprocessingShape" mc:Ignorable="w14 w15 w16se w16cid w16 w16cex w16sdtdh w16sdtfl w16du wp14">
   <w:body>
     <w:p>
       <w:pPr>
@@ -115,18 +115,11 @@
           <w:placeholder>
             <w:docPart w:val="6B8636796EDA4D48A77B8B96FF16E095"/>
           </w:placeholder>
-          <w:showingPlcHdr/>
           <w:text/>
         </w:sdtPr>
-        <w:sdtEndPr/>
         <w:sdtContent>
           <w:r>
-            <w:rPr>
-              <w:rStyle w:val="Textodelmarcadordeposicin"/>
-              <w:rFonts w:eastAsiaTheme="majorEastAsia"/>
-              <w:i/>
-            </w:rPr>
-            <w:t>nombre del tutor</w:t>
+            <w:t>Juan José Escribano</w:t>
           </w:r>
         </w:sdtContent>
       </w:sdt>
@@ -134,7 +127,13 @@
         <w:t xml:space="preserve"> </w:t>
       </w:r>
       <w:r>
-        <w:t xml:space="preserve">Profesor/a del Grado en Ingeniería Informática de la Universidad Francisco de Vitoria, AUTORIZA a Don/Doña </w:t>
+        <w:t xml:space="preserve">Profesor/a del Grado en Ingeniería </w:t>
+      </w:r>
+      <w:r>
+        <w:t>Matemática</w:t>
+      </w:r>
+      <w:r>
+        <w:t xml:space="preserve"> de la Universidad Francisco de Vitoria, AUTORIZA a Don/Doña </w:t>
       </w:r>
       <w:sdt>
         <w:sdtPr>
@@ -142,18 +141,11 @@
           <w:placeholder>
             <w:docPart w:val="21644589D33F42EB91529D4B4EB5EC20"/>
           </w:placeholder>
-          <w:showingPlcHdr/>
           <w:text/>
         </w:sdtPr>
-        <w:sdtEndPr/>
         <w:sdtContent>
           <w:r>
-            <w:rPr>
-              <w:rStyle w:val="Textodelmarcadordeposicin"/>
-              <w:rFonts w:eastAsiaTheme="majorEastAsia"/>
-              <w:i/>
-            </w:rPr>
-            <w:t>nombre del alumno</w:t>
+            <w:t>Ignacio de Lecea Jiménez</w:t>
           </w:r>
         </w:sdtContent>
       </w:sdt>
@@ -172,23 +164,19 @@
           <w:placeholder>
             <w:docPart w:val="2CB9F8F4A88A4C6D91895D1E869A3F49"/>
           </w:placeholder>
-          <w:showingPlcHdr/>
           <w:text/>
         </w:sdtPr>
-        <w:sdtEndPr/>
         <w:sdtContent>
           <w:r>
-            <w:rPr>
-              <w:rStyle w:val="Textodelmarcadordeposicin"/>
-              <w:rFonts w:eastAsiaTheme="majorEastAsia"/>
-              <w:i/>
-            </w:rPr>
-            <w:t>título del PFG</w:t>
+            <w:t>Asistente virtual para el estudio de gramáticas regulares e independientes de contexto y autómatas finito</w:t>
+          </w:r>
+          <w:r>
+            <w:t xml:space="preserve">s </w:t>
           </w:r>
         </w:sdtContent>
       </w:sdt>
       <w:r>
-        <w:t xml:space="preserve"> en la próxima convocatoria prevista, habiendo comprobado que cumple con los </w:t>
+        <w:t xml:space="preserve">en la próxima convocatoria prevista, habiendo comprobado que cumple con los </w:t>
       </w:r>
       <w:r>
         <w:t>requisitos</w:t>
@@ -243,25 +231,7 @@
                 <w:sz w:val="22"/>
                 <w:szCs w:val="22"/>
               </w:rPr>
-              <w:t xml:space="preserve">Porcentaje obtenido en el informe </w:t>
-            </w:r>
-            <w:proofErr w:type="spellStart"/>
-            <w:r>
-              <w:rPr>
-                <w:rFonts w:asciiTheme="minorHAnsi" w:hAnsiTheme="minorHAnsi"/>
-                <w:sz w:val="22"/>
-                <w:szCs w:val="22"/>
-              </w:rPr>
-              <w:t>Turnitin-Ephorus</w:t>
-            </w:r>
-            <w:proofErr w:type="spellEnd"/>
-            <w:r>
-              <w:rPr>
-                <w:rFonts w:asciiTheme="minorHAnsi" w:hAnsiTheme="minorHAnsi"/>
-                <w:sz w:val="22"/>
-                <w:szCs w:val="22"/>
-              </w:rPr>
-              <w:t>:</w:t>
+              <w:t>Porcentaje obtenido en el informe Turnitin-Ephorus:</w:t>
             </w:r>
             <w:r>
               <w:rPr>
@@ -292,6 +262,14 @@
                 <w:szCs w:val="22"/>
               </w:rPr>
             </w:pPr>
+            <w:r>
+              <w:rPr>
+                <w:rFonts w:asciiTheme="minorHAnsi" w:hAnsiTheme="minorHAnsi"/>
+                <w:sz w:val="22"/>
+                <w:szCs w:val="22"/>
+              </w:rPr>
+              <w:t>10</w:t>
+            </w:r>
           </w:p>
         </w:tc>
         <w:tc>
@@ -373,6 +351,19 @@
                 <w:szCs w:val="22"/>
               </w:rPr>
             </w:pPr>
+            <w:r>
+              <w:rPr>
+                <w:szCs w:val="22"/>
+              </w:rPr>
+              <w:t>5% es debido a la plantilla de la memoria del PFG.</w:t>
+            </w:r>
+            <w:r>
+              <w:rPr>
+                <w:szCs w:val="22"/>
+              </w:rPr>
+              <w:br/>
+              <w:t>El resto es un cúmulo de frases sueltas y bibliografía, las cuales son todas inferiores al 1%.</w:t>
+            </w:r>
           </w:p>
         </w:tc>
       </w:tr>
@@ -433,13 +424,8 @@
               <w:spacing w:before="60" w:after="60"/>
               <w:jc w:val="center"/>
             </w:pPr>
-            <w:proofErr w:type="spellStart"/>
             <w:r>
-              <w:t>VºBº</w:t>
-            </w:r>
-            <w:proofErr w:type="spellEnd"/>
-            <w:r>
-              <w:t xml:space="preserve"> Tutor del PFG:</w:t>
+              <w:t>VºBº Tutor del PFG:</w:t>
             </w:r>
           </w:p>
         </w:tc>
@@ -555,7 +541,6 @@
             <w:calendar w:val="gregorian"/>
           </w:date>
         </w:sdtPr>
-        <w:sdtEndPr/>
         <w:sdtContent>
           <w:r>
             <w:rPr>
@@ -586,7 +571,7 @@
 </file>
 
 <file path=word/endnotes.xml><?xml version="1.0" encoding="utf-8"?>
-<w:endnotes xmlns:wpc="http://schemas.microsoft.com/office/word/2010/wordprocessingCanvas" xmlns:cx="http://schemas.microsoft.com/office/drawing/2014/chartex" xmlns:cx1="http://schemas.microsoft.com/office/drawing/2015/9/8/chartex" xmlns:cx2="http://schemas.microsoft.com/office/drawing/2015/10/21/chartex" xmlns:cx3="http://schemas.microsoft.com/office/drawing/2016/5/9/chartex" xmlns:cx4="http://schemas.microsoft.com/office/drawing/2016/5/10/chartex" xmlns:cx5="http://schemas.microsoft.com/office/drawing/2016/5/11/chartex" xmlns:cx6="http://schemas.microsoft.com/office/drawing/2016/5/12/chartex" xmlns:cx7="http://schemas.microsoft.com/office/drawing/2016/5/13/chartex" xmlns:cx8="http://schemas.microsoft.com/office/drawing/2016/5/14/chartex" xmlns:mc="http://schemas.openxmlformats.org/markup-compatibility/2006" xmlns:aink="http://schemas.microsoft.com/office/drawing/2016/ink" xmlns:am3d="http://schemas.microsoft.com/office/drawing/2017/model3d" xmlns:o="urn:schemas-microsoft-com:office:office" xmlns:oel="http://schemas.microsoft.com/office/2019/extlst" xmlns:r="http://schemas.openxmlformats.org/officeDocument/2006/relationships" xmlns:m="http://schemas.openxmlformats.org/officeDocument/2006/math" xmlns:v="urn:schemas-microsoft-com:vml" xmlns:wp14="http://schemas.microsoft.com/office/word/2010/wordprocessingDrawing" xmlns:wp="http://schemas.openxmlformats.org/drawingml/2006/wordprocessingDrawing" xmlns:w10="urn:schemas-microsoft-com:office:word" xmlns:w="http://schemas.openxmlformats.org/wordprocessingml/2006/main" xmlns:w14="http://schemas.microsoft.com/office/word/2010/wordml" xmlns:w15="http://schemas.microsoft.com/office/word/2012/wordml" xmlns:w16cex="http://schemas.microsoft.com/office/word/2018/wordml/cex" xmlns:w16cid="http://schemas.microsoft.com/office/word/2016/wordml/cid" xmlns:w16="http://schemas.microsoft.com/office/word/2018/wordml" xmlns:w16sdtdh="http://schemas.microsoft.com/office/word/2020/wordml/sdtdatahash" xmlns:w16se="http://schemas.microsoft.com/office/word/2015/wordml/symex" xmlns:wpg="http://schemas.microsoft.com/office/word/2010/wordprocessingGroup" xmlns:wpi="http://schemas.microsoft.com/office/word/2010/wordprocessingInk" xmlns:wne="http://schemas.microsoft.com/office/word/2006/wordml" xmlns:wps="http://schemas.microsoft.com/office/word/2010/wordprocessingShape" mc:Ignorable="w14 w15 w16se w16cid w16 w16cex w16sdtdh wp14">
+<w:endnotes xmlns:wpc="http://schemas.microsoft.com/office/word/2010/wordprocessingCanvas" xmlns:cx="http://schemas.microsoft.com/office/drawing/2014/chartex" xmlns:cx1="http://schemas.microsoft.com/office/drawing/2015/9/8/chartex" xmlns:cx2="http://schemas.microsoft.com/office/drawing/2015/10/21/chartex" xmlns:cx3="http://schemas.microsoft.com/office/drawing/2016/5/9/chartex" xmlns:cx4="http://schemas.microsoft.com/office/drawing/2016/5/10/chartex" xmlns:cx5="http://schemas.microsoft.com/office/drawing/2016/5/11/chartex" xmlns:cx6="http://schemas.microsoft.com/office/drawing/2016/5/12/chartex" xmlns:cx7="http://schemas.microsoft.com/office/drawing/2016/5/13/chartex" xmlns:cx8="http://schemas.microsoft.com/office/drawing/2016/5/14/chartex" xmlns:mc="http://schemas.openxmlformats.org/markup-compatibility/2006" xmlns:aink="http://schemas.microsoft.com/office/drawing/2016/ink" xmlns:am3d="http://schemas.microsoft.com/office/drawing/2017/model3d" xmlns:o="urn:schemas-microsoft-com:office:office" xmlns:oel="http://schemas.microsoft.com/office/2019/extlst" xmlns:r="http://schemas.openxmlformats.org/officeDocument/2006/relationships" xmlns:m="http://schemas.openxmlformats.org/officeDocument/2006/math" xmlns:v="urn:schemas-microsoft-com:vml" xmlns:wp14="http://schemas.microsoft.com/office/word/2010/wordprocessingDrawing" xmlns:wp="http://schemas.openxmlformats.org/drawingml/2006/wordprocessingDrawing" xmlns:w10="urn:schemas-microsoft-com:office:word" xmlns:w="http://schemas.openxmlformats.org/wordprocessingml/2006/main" xmlns:w14="http://schemas.microsoft.com/office/word/2010/wordml" xmlns:w15="http://schemas.microsoft.com/office/word/2012/wordml" xmlns:w16cex="http://schemas.microsoft.com/office/word/2018/wordml/cex" xmlns:w16cid="http://schemas.microsoft.com/office/word/2016/wordml/cid" xmlns:w16="http://schemas.microsoft.com/office/word/2018/wordml" xmlns:w16du="http://schemas.microsoft.com/office/word/2023/wordml/word16du" xmlns:w16sdtdh="http://schemas.microsoft.com/office/word/2020/wordml/sdtdatahash" xmlns:w16sdtfl="http://schemas.microsoft.com/office/word/2024/wordml/sdtformatlock" xmlns:w16se="http://schemas.microsoft.com/office/word/2015/wordml/symex" xmlns:wpg="http://schemas.microsoft.com/office/word/2010/wordprocessingGroup" xmlns:wpi="http://schemas.microsoft.com/office/word/2010/wordprocessingInk" xmlns:wne="http://schemas.microsoft.com/office/word/2006/wordml" xmlns:wps="http://schemas.microsoft.com/office/word/2010/wordprocessingShape" mc:Ignorable="w14 w15 w16se w16cid w16 w16cex w16sdtdh w16sdtfl w16du wp14">
   <w:endnote w:type="separator" w:id="-1">
     <w:p>
       <w:pPr>
@@ -611,7 +596,7 @@
 </file>
 
 <file path=word/footnotes.xml><?xml version="1.0" encoding="utf-8"?>
-<w:footnotes xmlns:wpc="http://schemas.microsoft.com/office/word/2010/wordprocessingCanvas" xmlns:cx="http://schemas.microsoft.com/office/drawing/2014/chartex" xmlns:cx1="http://schemas.microsoft.com/office/drawing/2015/9/8/chartex" xmlns:cx2="http://schemas.microsoft.com/office/drawing/2015/10/21/chartex" xmlns:cx3="http://schemas.microsoft.com/office/drawing/2016/5/9/chartex" xmlns:cx4="http://schemas.microsoft.com/office/drawing/2016/5/10/chartex" xmlns:cx5="http://schemas.microsoft.com/office/drawing/2016/5/11/chartex" xmlns:cx6="http://schemas.microsoft.com/office/drawing/2016/5/12/chartex" xmlns:cx7="http://schemas.microsoft.com/office/drawing/2016/5/13/chartex" xmlns:cx8="http://schemas.microsoft.com/office/drawing/2016/5/14/chartex" xmlns:mc="http://schemas.openxmlformats.org/markup-compatibility/2006" xmlns:aink="http://schemas.microsoft.com/office/drawing/2016/ink" xmlns:am3d="http://schemas.microsoft.com/office/drawing/2017/model3d" xmlns:o="urn:schemas-microsoft-com:office:office" xmlns:oel="http://schemas.microsoft.com/office/2019/extlst" xmlns:r="http://schemas.openxmlformats.org/officeDocument/2006/relationships" xmlns:m="http://schemas.openxmlformats.org/officeDocument/2006/math" xmlns:v="urn:schemas-microsoft-com:vml" xmlns:wp14="http://schemas.microsoft.com/office/word/2010/wordprocessingDrawing" xmlns:wp="http://schemas.openxmlformats.org/drawingml/2006/wordprocessingDrawing" xmlns:w10="urn:schemas-microsoft-com:office:word" xmlns:w="http://schemas.openxmlformats.org/wordprocessingml/2006/main" xmlns:w14="http://schemas.microsoft.com/office/word/2010/wordml" xmlns:w15="http://schemas.microsoft.com/office/word/2012/wordml" xmlns:w16cex="http://schemas.microsoft.com/office/word/2018/wordml/cex" xmlns:w16cid="http://schemas.microsoft.com/office/word/2016/wordml/cid" xmlns:w16="http://schemas.microsoft.com/office/word/2018/wordml" xmlns:w16sdtdh="http://schemas.microsoft.com/office/word/2020/wordml/sdtdatahash" xmlns:w16se="http://schemas.microsoft.com/office/word/2015/wordml/symex" xmlns:wpg="http://schemas.microsoft.com/office/word/2010/wordprocessingGroup" xmlns:wpi="http://schemas.microsoft.com/office/word/2010/wordprocessingInk" xmlns:wne="http://schemas.microsoft.com/office/word/2006/wordml" xmlns:wps="http://schemas.microsoft.com/office/word/2010/wordprocessingShape" mc:Ignorable="w14 w15 w16se w16cid w16 w16cex w16sdtdh wp14">
+<w:footnotes xmlns:wpc="http://schemas.microsoft.com/office/word/2010/wordprocessingCanvas" xmlns:cx="http://schemas.microsoft.com/office/drawing/2014/chartex" xmlns:cx1="http://schemas.microsoft.com/office/drawing/2015/9/8/chartex" xmlns:cx2="http://schemas.microsoft.com/office/drawing/2015/10/21/chartex" xmlns:cx3="http://schemas.microsoft.com/office/drawing/2016/5/9/chartex" xmlns:cx4="http://schemas.microsoft.com/office/drawing/2016/5/10/chartex" xmlns:cx5="http://schemas.microsoft.com/office/drawing/2016/5/11/chartex" xmlns:cx6="http://schemas.microsoft.com/office/drawing/2016/5/12/chartex" xmlns:cx7="http://schemas.microsoft.com/office/drawing/2016/5/13/chartex" xmlns:cx8="http://schemas.microsoft.com/office/drawing/2016/5/14/chartex" xmlns:mc="http://schemas.openxmlformats.org/markup-compatibility/2006" xmlns:aink="http://schemas.microsoft.com/office/drawing/2016/ink" xmlns:am3d="http://schemas.microsoft.com/office/drawing/2017/model3d" xmlns:o="urn:schemas-microsoft-com:office:office" xmlns:oel="http://schemas.microsoft.com/office/2019/extlst" xmlns:r="http://schemas.openxmlformats.org/officeDocument/2006/relationships" xmlns:m="http://schemas.openxmlformats.org/officeDocument/2006/math" xmlns:v="urn:schemas-microsoft-com:vml" xmlns:wp14="http://schemas.microsoft.com/office/word/2010/wordprocessingDrawing" xmlns:wp="http://schemas.openxmlformats.org/drawingml/2006/wordprocessingDrawing" xmlns:w10="urn:schemas-microsoft-com:office:word" xmlns:w="http://schemas.openxmlformats.org/wordprocessingml/2006/main" xmlns:w14="http://schemas.microsoft.com/office/word/2010/wordml" xmlns:w15="http://schemas.microsoft.com/office/word/2012/wordml" xmlns:w16cex="http://schemas.microsoft.com/office/word/2018/wordml/cex" xmlns:w16cid="http://schemas.microsoft.com/office/word/2016/wordml/cid" xmlns:w16="http://schemas.microsoft.com/office/word/2018/wordml" xmlns:w16du="http://schemas.microsoft.com/office/word/2023/wordml/word16du" xmlns:w16sdtdh="http://schemas.microsoft.com/office/word/2020/wordml/sdtdatahash" xmlns:w16sdtfl="http://schemas.microsoft.com/office/word/2024/wordml/sdtformatlock" xmlns:w16se="http://schemas.microsoft.com/office/word/2015/wordml/symex" xmlns:wpg="http://schemas.microsoft.com/office/word/2010/wordprocessingGroup" xmlns:wpi="http://schemas.microsoft.com/office/word/2010/wordprocessingInk" xmlns:wne="http://schemas.microsoft.com/office/word/2006/wordml" xmlns:wps="http://schemas.microsoft.com/office/word/2010/wordprocessingShape" mc:Ignorable="w14 w15 w16se w16cid w16 w16cex w16sdtdh w16sdtfl w16du wp14">
   <w:footnote w:type="separator" w:id="-1">
     <w:p>
       <w:pPr>
@@ -636,7 +621,7 @@
 </file>
 
 <file path=word/numbering.xml><?xml version="1.0" encoding="utf-8"?>
-<w:numbering xmlns:wpc="http://schemas.microsoft.com/office/word/2010/wordprocessingCanvas" xmlns:cx="http://schemas.microsoft.com/office/drawing/2014/chartex" xmlns:cx1="http://schemas.microsoft.com/office/drawing/2015/9/8/chartex" xmlns:cx2="http://schemas.microsoft.com/office/drawing/2015/10/21/chartex" xmlns:cx3="http://schemas.microsoft.com/office/drawing/2016/5/9/chartex" xmlns:cx4="http://schemas.microsoft.com/office/drawing/2016/5/10/chartex" xmlns:cx5="http://schemas.microsoft.com/office/drawing/2016/5/11/chartex" xmlns:cx6="http://schemas.microsoft.com/office/drawing/2016/5/12/chartex" xmlns:cx7="http://schemas.microsoft.com/office/drawing/2016/5/13/chartex" xmlns:cx8="http://schemas.microsoft.com/office/drawing/2016/5/14/chartex" xmlns:mc="http://schemas.openxmlformats.org/markup-compatibility/2006" xmlns:aink="http://schemas.microsoft.com/office/drawing/2016/ink" xmlns:am3d="http://schemas.microsoft.com/office/drawing/2017/model3d" xmlns:o="urn:schemas-microsoft-com:office:office" xmlns:oel="http://schemas.microsoft.com/office/2019/extlst" xmlns:r="http://schemas.openxmlformats.org/officeDocument/2006/relationships" xmlns:m="http://schemas.openxmlformats.org/officeDocument/2006/math" xmlns:v="urn:schemas-microsoft-com:vml" xmlns:wp14="http://schemas.microsoft.com/office/word/2010/wordprocessingDrawing" xmlns:wp="http://schemas.openxmlformats.org/drawingml/2006/wordprocessingDrawing" xmlns:w10="urn:schemas-microsoft-com:office:word" xmlns:w="http://schemas.openxmlformats.org/wordprocessingml/2006/main" xmlns:w14="http://schemas.microsoft.com/office/word/2010/wordml" xmlns:w15="http://schemas.microsoft.com/office/word/2012/wordml" xmlns:w16cex="http://schemas.microsoft.com/office/word/2018/wordml/cex" xmlns:w16cid="http://schemas.microsoft.com/office/word/2016/wordml/cid" xmlns:w16="http://schemas.microsoft.com/office/word/2018/wordml" xmlns:w16sdtdh="http://schemas.microsoft.com/office/word/2020/wordml/sdtdatahash" xmlns:w16se="http://schemas.microsoft.com/office/word/2015/wordml/symex" xmlns:wpg="http://schemas.microsoft.com/office/word/2010/wordprocessingGroup" xmlns:wpi="http://schemas.microsoft.com/office/word/2010/wordprocessingInk" xmlns:wne="http://schemas.microsoft.com/office/word/2006/wordml" xmlns:wps="http://schemas.microsoft.com/office/word/2010/wordprocessingShape" mc:Ignorable="w14 w15 w16se w16cid w16 w16cex w16sdtdh wp14">
+<w:numbering xmlns:wpc="http://schemas.microsoft.com/office/word/2010/wordprocessingCanvas" xmlns:cx="http://schemas.microsoft.com/office/drawing/2014/chartex" xmlns:cx1="http://schemas.microsoft.com/office/drawing/2015/9/8/chartex" xmlns:cx2="http://schemas.microsoft.com/office/drawing/2015/10/21/chartex" xmlns:cx3="http://schemas.microsoft.com/office/drawing/2016/5/9/chartex" xmlns:cx4="http://schemas.microsoft.com/office/drawing/2016/5/10/chartex" xmlns:cx5="http://schemas.microsoft.com/office/drawing/2016/5/11/chartex" xmlns:cx6="http://schemas.microsoft.com/office/drawing/2016/5/12/chartex" xmlns:cx7="http://schemas.microsoft.com/office/drawing/2016/5/13/chartex" xmlns:cx8="http://schemas.microsoft.com/office/drawing/2016/5/14/chartex" xmlns:mc="http://schemas.openxmlformats.org/markup-compatibility/2006" xmlns:aink="http://schemas.microsoft.com/office/drawing/2016/ink" xmlns:am3d="http://schemas.microsoft.com/office/drawing/2017/model3d" xmlns:o="urn:schemas-microsoft-com:office:office" xmlns:oel="http://schemas.microsoft.com/office/2019/extlst" xmlns:r="http://schemas.openxmlformats.org/officeDocument/2006/relationships" xmlns:m="http://schemas.openxmlformats.org/officeDocument/2006/math" xmlns:v="urn:schemas-microsoft-com:vml" xmlns:wp14="http://schemas.microsoft.com/office/word/2010/wordprocessingDrawing" xmlns:wp="http://schemas.openxmlformats.org/drawingml/2006/wordprocessingDrawing" xmlns:w10="urn:schemas-microsoft-com:office:word" xmlns:w="http://schemas.openxmlformats.org/wordprocessingml/2006/main" xmlns:w14="http://schemas.microsoft.com/office/word/2010/wordml" xmlns:w15="http://schemas.microsoft.com/office/word/2012/wordml" xmlns:w16cex="http://schemas.microsoft.com/office/word/2018/wordml/cex" xmlns:w16cid="http://schemas.microsoft.com/office/word/2016/wordml/cid" xmlns:w16="http://schemas.microsoft.com/office/word/2018/wordml" xmlns:w16du="http://schemas.microsoft.com/office/word/2023/wordml/word16du" xmlns:w16sdtdh="http://schemas.microsoft.com/office/word/2020/wordml/sdtdatahash" xmlns:w16sdtfl="http://schemas.microsoft.com/office/word/2024/wordml/sdtformatlock" xmlns:w16se="http://schemas.microsoft.com/office/word/2015/wordml/symex" xmlns:wpg="http://schemas.microsoft.com/office/word/2010/wordprocessingGroup" xmlns:wpi="http://schemas.microsoft.com/office/word/2010/wordprocessingInk" xmlns:wne="http://schemas.microsoft.com/office/word/2006/wordml" xmlns:wps="http://schemas.microsoft.com/office/word/2010/wordprocessingShape" mc:Ignorable="w14 w15 w16se w16cid w16 w16cex w16sdtdh w16sdtfl w16du wp14">
   <w:abstractNum w:abstractNumId="0" w15:restartNumberingAfterBreak="0">
     <w:nsid w:val="00000001"/>
     <w:multiLevelType w:val="multilevel"/>
@@ -10040,7 +10025,7 @@
 </file>
 
 <file path=word/styles.xml><?xml version="1.0" encoding="utf-8"?>
-<w:styles xmlns:mc="http://schemas.openxmlformats.org/markup-compatibility/2006" xmlns:r="http://schemas.openxmlformats.org/officeDocument/2006/relationships" xmlns:w="http://schemas.openxmlformats.org/wordprocessingml/2006/main" xmlns:w14="http://schemas.microsoft.com/office/word/2010/wordml" xmlns:w15="http://schemas.microsoft.com/office/word/2012/wordml" xmlns:w16cex="http://schemas.microsoft.com/office/word/2018/wordml/cex" xmlns:w16cid="http://schemas.microsoft.com/office/word/2016/wordml/cid" xmlns:w16="http://schemas.microsoft.com/office/word/2018/wordml" xmlns:w16sdtdh="http://schemas.microsoft.com/office/word/2020/wordml/sdtdatahash" xmlns:w16se="http://schemas.microsoft.com/office/word/2015/wordml/symex" mc:Ignorable="w14 w15 w16se w16cid w16 w16cex w16sdtdh">
+<w:styles xmlns:mc="http://schemas.openxmlformats.org/markup-compatibility/2006" xmlns:r="http://schemas.openxmlformats.org/officeDocument/2006/relationships" xmlns:w="http://schemas.openxmlformats.org/wordprocessingml/2006/main" xmlns:w14="http://schemas.microsoft.com/office/word/2010/wordml" xmlns:w15="http://schemas.microsoft.com/office/word/2012/wordml" xmlns:w16cex="http://schemas.microsoft.com/office/word/2018/wordml/cex" xmlns:w16cid="http://schemas.microsoft.com/office/word/2016/wordml/cid" xmlns:w16="http://schemas.microsoft.com/office/word/2018/wordml" xmlns:w16du="http://schemas.microsoft.com/office/word/2023/wordml/word16du" xmlns:w16sdtdh="http://schemas.microsoft.com/office/word/2020/wordml/sdtdatahash" xmlns:w16sdtfl="http://schemas.microsoft.com/office/word/2024/wordml/sdtformatlock" xmlns:w16se="http://schemas.microsoft.com/office/word/2015/wordml/symex" mc:Ignorable="w14 w15 w16se w16cid w16 w16cex w16sdtdh w16sdtfl w16du">
   <w:docDefaults>
     <w:rPrDefault>
       <w:rPr>
@@ -11025,7 +11010,7 @@
 </file>
 
 <file path=word/glossary/document.xml><?xml version="1.0" encoding="utf-8"?>
-<w:glossaryDocument xmlns:wpc="http://schemas.microsoft.com/office/word/2010/wordprocessingCanvas" xmlns:cx="http://schemas.microsoft.com/office/drawing/2014/chartex" xmlns:cx1="http://schemas.microsoft.com/office/drawing/2015/9/8/chartex" xmlns:cx2="http://schemas.microsoft.com/office/drawing/2015/10/21/chartex" xmlns:cx3="http://schemas.microsoft.com/office/drawing/2016/5/9/chartex" xmlns:cx4="http://schemas.microsoft.com/office/drawing/2016/5/10/chartex" xmlns:cx5="http://schemas.microsoft.com/office/drawing/2016/5/11/chartex" xmlns:cx6="http://schemas.microsoft.com/office/drawing/2016/5/12/chartex" xmlns:cx7="http://schemas.microsoft.com/office/drawing/2016/5/13/chartex" xmlns:cx8="http://schemas.microsoft.com/office/drawing/2016/5/14/chartex" xmlns:mc="http://schemas.openxmlformats.org/markup-compatibility/2006" xmlns:aink="http://schemas.microsoft.com/office/drawing/2016/ink" xmlns:am3d="http://schemas.microsoft.com/office/drawing/2017/model3d" xmlns:o="urn:schemas-microsoft-com:office:office" xmlns:oel="http://schemas.microsoft.com/office/2019/extlst" xmlns:r="http://schemas.openxmlformats.org/officeDocument/2006/relationships" xmlns:m="http://schemas.openxmlformats.org/officeDocument/2006/math" xmlns:v="urn:schemas-microsoft-com:vml" xmlns:wp14="http://schemas.microsoft.com/office/word/2010/wordprocessingDrawing" xmlns:wp="http://schemas.openxmlformats.org/drawingml/2006/wordprocessingDrawing" xmlns:w10="urn:schemas-microsoft-com:office:word" xmlns:w="http://schemas.openxmlformats.org/wordprocessingml/2006/main" xmlns:w14="http://schemas.microsoft.com/office/word/2010/wordml" xmlns:w15="http://schemas.microsoft.com/office/word/2012/wordml" xmlns:w16cex="http://schemas.microsoft.com/office/word/2018/wordml/cex" xmlns:w16cid="http://schemas.microsoft.com/office/word/2016/wordml/cid" xmlns:w16="http://schemas.microsoft.com/office/word/2018/wordml" xmlns:w16sdtdh="http://schemas.microsoft.com/office/word/2020/wordml/sdtdatahash" xmlns:w16se="http://schemas.microsoft.com/office/word/2015/wordml/symex" xmlns:wpg="http://schemas.microsoft.com/office/word/2010/wordprocessingGroup" xmlns:wpi="http://schemas.microsoft.com/office/word/2010/wordprocessingInk" xmlns:wne="http://schemas.microsoft.com/office/word/2006/wordml" xmlns:wps="http://schemas.microsoft.com/office/word/2010/wordprocessingShape" mc:Ignorable="w14 w15 w16se w16cid w16 w16cex w16sdtdh wp14">
+<w:glossaryDocument xmlns:wpc="http://schemas.microsoft.com/office/word/2010/wordprocessingCanvas" xmlns:cx="http://schemas.microsoft.com/office/drawing/2014/chartex" xmlns:cx1="http://schemas.microsoft.com/office/drawing/2015/9/8/chartex" xmlns:cx2="http://schemas.microsoft.com/office/drawing/2015/10/21/chartex" xmlns:cx3="http://schemas.microsoft.com/office/drawing/2016/5/9/chartex" xmlns:cx4="http://schemas.microsoft.com/office/drawing/2016/5/10/chartex" xmlns:cx5="http://schemas.microsoft.com/office/drawing/2016/5/11/chartex" xmlns:cx6="http://schemas.microsoft.com/office/drawing/2016/5/12/chartex" xmlns:cx7="http://schemas.microsoft.com/office/drawing/2016/5/13/chartex" xmlns:cx8="http://schemas.microsoft.com/office/drawing/2016/5/14/chartex" xmlns:mc="http://schemas.openxmlformats.org/markup-compatibility/2006" xmlns:aink="http://schemas.microsoft.com/office/drawing/2016/ink" xmlns:am3d="http://schemas.microsoft.com/office/drawing/2017/model3d" xmlns:o="urn:schemas-microsoft-com:office:office" xmlns:oel="http://schemas.microsoft.com/office/2019/extlst" xmlns:r="http://schemas.openxmlformats.org/officeDocument/2006/relationships" xmlns:m="http://schemas.openxmlformats.org/officeDocument/2006/math" xmlns:v="urn:schemas-microsoft-com:vml" xmlns:wp14="http://schemas.microsoft.com/office/word/2010/wordprocessingDrawing" xmlns:wp="http://schemas.openxmlformats.org/drawingml/2006/wordprocessingDrawing" xmlns:w10="urn:schemas-microsoft-com:office:word" xmlns:w="http://schemas.openxmlformats.org/wordprocessingml/2006/main" xmlns:w14="http://schemas.microsoft.com/office/word/2010/wordml" xmlns:w15="http://schemas.microsoft.com/office/word/2012/wordml" xmlns:w16cex="http://schemas.microsoft.com/office/word/2018/wordml/cex" xmlns:w16cid="http://schemas.microsoft.com/office/word/2016/wordml/cid" xmlns:w16="http://schemas.microsoft.com/office/word/2018/wordml" xmlns:w16du="http://schemas.microsoft.com/office/word/2023/wordml/word16du" xmlns:w16sdtdh="http://schemas.microsoft.com/office/word/2020/wordml/sdtdatahash" xmlns:w16sdtfl="http://schemas.microsoft.com/office/word/2024/wordml/sdtformatlock" xmlns:w16se="http://schemas.microsoft.com/office/word/2015/wordml/symex" xmlns:wpg="http://schemas.microsoft.com/office/word/2010/wordprocessingGroup" xmlns:wpi="http://schemas.microsoft.com/office/word/2010/wordprocessingInk" xmlns:wne="http://schemas.microsoft.com/office/word/2006/wordml" xmlns:wps="http://schemas.microsoft.com/office/word/2010/wordprocessingShape" mc:Ignorable="w14 w15 w16se w16cid w16 w16cex w16sdtdh w16sdtfl w16du wp14">
   <w:docParts>
     <w:docPart>
       <w:docPartPr>
@@ -11155,7 +11140,7 @@
 </file>
 
 <file path=word/glossary/fontTable.xml><?xml version="1.0" encoding="utf-8"?>
-<w:fonts xmlns:mc="http://schemas.openxmlformats.org/markup-compatibility/2006" xmlns:r="http://schemas.openxmlformats.org/officeDocument/2006/relationships" xmlns:w="http://schemas.openxmlformats.org/wordprocessingml/2006/main" xmlns:w14="http://schemas.microsoft.com/office/word/2010/wordml" xmlns:w15="http://schemas.microsoft.com/office/word/2012/wordml" xmlns:w16cex="http://schemas.microsoft.com/office/word/2018/wordml/cex" xmlns:w16cid="http://schemas.microsoft.com/office/word/2016/wordml/cid" xmlns:w16="http://schemas.microsoft.com/office/word/2018/wordml" xmlns:w16sdtdh="http://schemas.microsoft.com/office/word/2020/wordml/sdtdatahash" xmlns:w16se="http://schemas.microsoft.com/office/word/2015/wordml/symex" mc:Ignorable="w14 w15 w16se w16cid w16 w16cex w16sdtdh">
+<w:fonts xmlns:mc="http://schemas.openxmlformats.org/markup-compatibility/2006" xmlns:r="http://schemas.openxmlformats.org/officeDocument/2006/relationships" xmlns:w="http://schemas.openxmlformats.org/wordprocessingml/2006/main" xmlns:w14="http://schemas.microsoft.com/office/word/2010/wordml" xmlns:w15="http://schemas.microsoft.com/office/word/2012/wordml" xmlns:w16cex="http://schemas.microsoft.com/office/word/2018/wordml/cex" xmlns:w16cid="http://schemas.microsoft.com/office/word/2016/wordml/cid" xmlns:w16="http://schemas.microsoft.com/office/word/2018/wordml" xmlns:w16du="http://schemas.microsoft.com/office/word/2023/wordml/word16du" xmlns:w16sdtdh="http://schemas.microsoft.com/office/word/2020/wordml/sdtdatahash" xmlns:w16sdtfl="http://schemas.microsoft.com/office/word/2024/wordml/sdtformatlock" xmlns:w16se="http://schemas.microsoft.com/office/word/2015/wordml/symex" mc:Ignorable="w14 w15 w16se w16cid w16 w16cex w16sdtdh w16sdtfl w16du">
   <w:font w:name="Times New Roman">
     <w:panose1 w:val="02020603050405020304"/>
     <w:charset w:val="00"/>
@@ -11164,7 +11149,6 @@
     <w:sig w:usb0="E0002EFF" w:usb1="C000785B" w:usb2="00000009" w:usb3="00000000" w:csb0="000001FF" w:csb1="00000000"/>
   </w:font>
   <w:font w:name="Symbol">
-    <w:altName w:val="Symbol"/>
     <w:panose1 w:val="05050102010706020507"/>
     <w:charset w:val="02"/>
     <w:family w:val="roman"/>
@@ -11172,7 +11156,6 @@
     <w:sig w:usb0="00000000" w:usb1="10000000" w:usb2="00000000" w:usb3="00000000" w:csb0="80000000" w:csb1="00000000"/>
   </w:font>
   <w:font w:name="Courier New">
-    <w:altName w:val="Courier New PSMT"/>
     <w:panose1 w:val="02070309020205020404"/>
     <w:charset w:val="00"/>
     <w:family w:val="modern"/>
@@ -11187,7 +11170,6 @@
     <w:sig w:usb0="00000000" w:usb1="10000000" w:usb2="00000000" w:usb3="00000000" w:csb0="80000000" w:csb1="00000000"/>
   </w:font>
   <w:font w:name="Calibri">
-    <w:altName w:val="Calibri"/>
     <w:panose1 w:val="020F0502020204030204"/>
     <w:charset w:val="00"/>
     <w:family w:val="swiss"/>
@@ -11215,18 +11197,23 @@
     <w:pitch w:val="variable"/>
     <w:sig w:usb0="E1002EFF" w:usb1="C000605B" w:usb2="00000029" w:usb3="00000000" w:csb0="000101FF" w:csb1="00000000"/>
   </w:font>
-  <w:font w:name="Calibri Light">
-    <w:panose1 w:val="020F0302020204030204"/>
+  <w:font w:name="Aptos">
     <w:charset w:val="00"/>
     <w:family w:val="swiss"/>
     <w:pitch w:val="variable"/>
-    <w:sig w:usb0="E4002EFF" w:usb1="C200247B" w:usb2="00000009" w:usb3="00000000" w:csb0="000001FF" w:csb1="00000000"/>
+    <w:sig w:usb0="20000287" w:usb1="00000003" w:usb2="00000000" w:usb3="00000000" w:csb0="0000019F" w:csb1="00000000"/>
+  </w:font>
+  <w:font w:name="Aptos Display">
+    <w:charset w:val="00"/>
+    <w:family w:val="swiss"/>
+    <w:pitch w:val="variable"/>
+    <w:sig w:usb0="20000287" w:usb1="00000003" w:usb2="00000000" w:usb3="00000000" w:csb0="0000019F" w:csb1="00000000"/>
   </w:font>
 </w:fonts>
 </file>
 
 <file path=word/glossary/settings.xml><?xml version="1.0" encoding="utf-8"?>
-<w:settings xmlns:mc="http://schemas.openxmlformats.org/markup-compatibility/2006" xmlns:o="urn:schemas-microsoft-com:office:office" xmlns:r="http://schemas.openxmlformats.org/officeDocument/2006/relationships" xmlns:m="http://schemas.openxmlformats.org/officeDocument/2006/math" xmlns:v="urn:schemas-microsoft-com:vml" xmlns:w10="urn:schemas-microsoft-com:office:word" xmlns:w="http://schemas.openxmlformats.org/wordprocessingml/2006/main" xmlns:w14="http://schemas.microsoft.com/office/word/2010/wordml" xmlns:w15="http://schemas.microsoft.com/office/word/2012/wordml" xmlns:w16cex="http://schemas.microsoft.com/office/word/2018/wordml/cex" xmlns:w16cid="http://schemas.microsoft.com/office/word/2016/wordml/cid" xmlns:w16="http://schemas.microsoft.com/office/word/2018/wordml" xmlns:w16sdtdh="http://schemas.microsoft.com/office/word/2020/wordml/sdtdatahash" xmlns:w16se="http://schemas.microsoft.com/office/word/2015/wordml/symex" xmlns:sl="http://schemas.openxmlformats.org/schemaLibrary/2006/main" mc:Ignorable="w14 w15 w16se w16cid w16 w16cex w16sdtdh">
+<w:settings xmlns:mc="http://schemas.openxmlformats.org/markup-compatibility/2006" xmlns:o="urn:schemas-microsoft-com:office:office" xmlns:r="http://schemas.openxmlformats.org/officeDocument/2006/relationships" xmlns:m="http://schemas.openxmlformats.org/officeDocument/2006/math" xmlns:v="urn:schemas-microsoft-com:vml" xmlns:w10="urn:schemas-microsoft-com:office:word" xmlns:w="http://schemas.openxmlformats.org/wordprocessingml/2006/main" xmlns:w14="http://schemas.microsoft.com/office/word/2010/wordml" xmlns:w15="http://schemas.microsoft.com/office/word/2012/wordml" xmlns:w16cex="http://schemas.microsoft.com/office/word/2018/wordml/cex" xmlns:w16cid="http://schemas.microsoft.com/office/word/2016/wordml/cid" xmlns:w16="http://schemas.microsoft.com/office/word/2018/wordml" xmlns:w16du="http://schemas.microsoft.com/office/word/2023/wordml/word16du" xmlns:w16sdtdh="http://schemas.microsoft.com/office/word/2020/wordml/sdtdatahash" xmlns:w16sdtfl="http://schemas.microsoft.com/office/word/2024/wordml/sdtformatlock" xmlns:w16se="http://schemas.microsoft.com/office/word/2015/wordml/symex" xmlns:sl="http://schemas.openxmlformats.org/schemaLibrary/2006/main" mc:Ignorable="w14 w15 w16se w16cid w16 w16cex w16sdtdh w16sdtfl w16du">
   <w:view w:val="normal"/>
   <w:defaultTabStop w:val="708"/>
   <w:hyphenationZone w:val="425"/>
@@ -11244,8 +11231,10 @@
     <w:rsidRoot w:val="003060BD"/>
     <w:rsid w:val="001C7148"/>
     <w:rsid w:val="003060BD"/>
+    <w:rsid w:val="006E680E"/>
     <w:rsid w:val="00824CC4"/>
     <w:rsid w:val="00BF7081"/>
+    <w:rsid w:val="00CE582D"/>
   </w:rsids>
   <m:mathPr>
     <m:mathFont m:val="Cambria Math"/>
@@ -11269,7 +11258,7 @@
 </file>
 
 <file path=word/glossary/styles.xml><?xml version="1.0" encoding="utf-8"?>
-<w:styles xmlns:mc="http://schemas.openxmlformats.org/markup-compatibility/2006" xmlns:r="http://schemas.openxmlformats.org/officeDocument/2006/relationships" xmlns:w="http://schemas.openxmlformats.org/wordprocessingml/2006/main" xmlns:w14="http://schemas.microsoft.com/office/word/2010/wordml" xmlns:w15="http://schemas.microsoft.com/office/word/2012/wordml" xmlns:w16cex="http://schemas.microsoft.com/office/word/2018/wordml/cex" xmlns:w16cid="http://schemas.microsoft.com/office/word/2016/wordml/cid" xmlns:w16="http://schemas.microsoft.com/office/word/2018/wordml" xmlns:w16sdtdh="http://schemas.microsoft.com/office/word/2020/wordml/sdtdatahash" xmlns:w16se="http://schemas.microsoft.com/office/word/2015/wordml/symex" mc:Ignorable="w14 w15 w16se w16cid w16 w16cex w16sdtdh">
+<w:styles xmlns:mc="http://schemas.openxmlformats.org/markup-compatibility/2006" xmlns:r="http://schemas.openxmlformats.org/officeDocument/2006/relationships" xmlns:w="http://schemas.openxmlformats.org/wordprocessingml/2006/main" xmlns:w14="http://schemas.microsoft.com/office/word/2010/wordml" xmlns:w15="http://schemas.microsoft.com/office/word/2012/wordml" xmlns:w16cex="http://schemas.microsoft.com/office/word/2018/wordml/cex" xmlns:w16cid="http://schemas.microsoft.com/office/word/2016/wordml/cid" xmlns:w16="http://schemas.microsoft.com/office/word/2018/wordml" xmlns:w16du="http://schemas.microsoft.com/office/word/2023/wordml/word16du" xmlns:w16sdtdh="http://schemas.microsoft.com/office/word/2020/wordml/sdtdatahash" xmlns:w16sdtfl="http://schemas.microsoft.com/office/word/2024/wordml/sdtformatlock" xmlns:w16se="http://schemas.microsoft.com/office/word/2015/wordml/symex" mc:Ignorable="w14 w15 w16se w16cid w16 w16cex w16sdtdh w16sdtfl w16du">
   <w:docDefaults>
     <w:rPrDefault>
       <w:rPr>
@@ -11745,7 +11734,7 @@
 </file>
 
 <file path=word/glossary/webSettings.xml><?xml version="1.0" encoding="utf-8"?>
-<w:webSettings xmlns:mc="http://schemas.openxmlformats.org/markup-compatibility/2006" xmlns:r="http://schemas.openxmlformats.org/officeDocument/2006/relationships" xmlns:w="http://schemas.openxmlformats.org/wordprocessingml/2006/main" xmlns:w14="http://schemas.microsoft.com/office/word/2010/wordml" xmlns:w15="http://schemas.microsoft.com/office/word/2012/wordml" xmlns:w16cex="http://schemas.microsoft.com/office/word/2018/wordml/cex" xmlns:w16cid="http://schemas.microsoft.com/office/word/2016/wordml/cid" xmlns:w16="http://schemas.microsoft.com/office/word/2018/wordml" xmlns:w16sdtdh="http://schemas.microsoft.com/office/word/2020/wordml/sdtdatahash" xmlns:w16se="http://schemas.microsoft.com/office/word/2015/wordml/symex" mc:Ignorable="w14 w15 w16se w16cid w16 w16cex w16sdtdh">
+<w:webSettings xmlns:mc="http://schemas.openxmlformats.org/markup-compatibility/2006" xmlns:r="http://schemas.openxmlformats.org/officeDocument/2006/relationships" xmlns:w="http://schemas.openxmlformats.org/wordprocessingml/2006/main" xmlns:w14="http://schemas.microsoft.com/office/word/2010/wordml" xmlns:w15="http://schemas.microsoft.com/office/word/2012/wordml" xmlns:w16cex="http://schemas.microsoft.com/office/word/2018/wordml/cex" xmlns:w16cid="http://schemas.microsoft.com/office/word/2016/wordml/cid" xmlns:w16="http://schemas.microsoft.com/office/word/2018/wordml" xmlns:w16du="http://schemas.microsoft.com/office/word/2023/wordml/word16du" xmlns:w16sdtdh="http://schemas.microsoft.com/office/word/2020/wordml/sdtdatahash" xmlns:w16sdtfl="http://schemas.microsoft.com/office/word/2024/wordml/sdtformatlock" xmlns:w16se="http://schemas.microsoft.com/office/word/2015/wordml/symex" mc:Ignorable="w14 w15 w16se w16cid w16 w16cex w16sdtdh w16sdtfl w16du">
   <w:optimizeForBrowser/>
   <w:allowPNG/>
 </w:webSettings>

--- a/Ignacio_de_Lecea_Jimenez/Anexo V - Visto bueno tutor.docx
+++ b/Ignacio_de_Lecea_Jimenez/Anexo V - Visto bueno tutor.docx
@@ -355,14 +355,50 @@
               <w:rPr>
                 <w:szCs w:val="22"/>
               </w:rPr>
-              <w:t>5% es debido a la plantilla de la memoria del PFG.</w:t>
+              <w:t>5% es debido a la plantilla de la memoria del PFG</w:t>
+            </w:r>
+            <w:r>
+              <w:rPr>
+                <w:szCs w:val="22"/>
+              </w:rPr>
+              <w:t>, ya que marca plagio a la UFV</w:t>
+            </w:r>
+            <w:r>
+              <w:rPr>
+                <w:szCs w:val="22"/>
+              </w:rPr>
+              <w:t>.</w:t>
             </w:r>
             <w:r>
               <w:rPr>
                 <w:szCs w:val="22"/>
               </w:rPr>
               <w:br/>
-              <w:t>El resto es un cúmulo de frases sueltas y bibliografía, las cuales son todas inferiores al 1%.</w:t>
+              <w:t>El resto</w:t>
+            </w:r>
+            <w:r>
+              <w:rPr>
+                <w:szCs w:val="22"/>
+              </w:rPr>
+              <w:t xml:space="preserve"> son 51 </w:t>
+            </w:r>
+            <w:r>
+              <w:rPr>
+                <w:szCs w:val="22"/>
+              </w:rPr>
+              <w:t xml:space="preserve">referencias distintas a </w:t>
+            </w:r>
+            <w:r>
+              <w:rPr>
+                <w:szCs w:val="22"/>
+              </w:rPr>
+              <w:t>frases sueltas y bibliografía, las cuales son todas inferiores al 1%</w:t>
+            </w:r>
+            <w:r>
+              <w:rPr>
+                <w:szCs w:val="22"/>
+              </w:rPr>
+              <w:t>, y en total suman otro 5%.</w:t>
             </w:r>
           </w:p>
         </w:tc>
@@ -11229,10 +11265,12 @@
   </w:compat>
   <w:rsids>
     <w:rsidRoot w:val="003060BD"/>
+    <w:rsid w:val="000400A6"/>
     <w:rsid w:val="001C7148"/>
     <w:rsid w:val="003060BD"/>
     <w:rsid w:val="006E680E"/>
     <w:rsid w:val="00824CC4"/>
+    <w:rsid w:val="00A52BCD"/>
     <w:rsid w:val="00BF7081"/>
     <w:rsid w:val="00CE582D"/>
   </w:rsids>
